--- a/Медиасофт_практикаВесна_ Иевлева_ПИбд-41.docx
+++ b/Медиасофт_практикаВесна_ Иевлева_ПИбд-41.docx
@@ -6,6 +6,48 @@
       <w:bookmarkStart w:id="0" w:name="_Hlk227420648"/>
       <w:bookmarkEnd w:id="0"/>
       <w:r>
+        <w:t xml:space="preserve">Все использованные диаграммы также находятся в репозитории. </w:t>
+      </w:r>
+    </w:p>
+    <w:p>
+      <w:r>
+        <w:t xml:space="preserve">Ссылка на проект в </w:t>
+      </w:r>
+      <w:r>
+        <w:rPr>
+          <w:lang w:val="en-US"/>
+        </w:rPr>
+        <w:t>Figma</w:t>
+      </w:r>
+      <w:r>
+        <w:t>:</w:t>
+      </w:r>
+    </w:p>
+    <w:p>
+      <w:hyperlink r:id="rId5" w:history="1">
+        <w:r>
+          <w:rPr>
+            <w:rStyle w:val="af1"/>
+          </w:rPr>
+          <w:t>https://www.figma.com/design/WAubG7lcVNsu2bbRSywxCF/%D0%BF%D1%80%D0%B0%D0%BA%D1%82%D0%B8%D</w:t>
+        </w:r>
+        <w:r>
+          <w:rPr>
+            <w:rStyle w:val="af1"/>
+          </w:rPr>
+          <w:t>0</w:t>
+        </w:r>
+        <w:r>
+          <w:rPr>
+            <w:rStyle w:val="af1"/>
+          </w:rPr>
+          <w:t>%BA%D0%B0-%D1%8D%D0%BA%D1%80%D0%B0%D0%BD?node-id=0-1&amp;t=WDmf2xGqbJGUl5Vz-1</w:t>
+        </w:r>
+      </w:hyperlink>
+    </w:p>
+    <w:p/>
+    <w:p>
+      <w:r>
         <w:t>Дано:</w:t>
       </w:r>
     </w:p>
@@ -56,6 +98,7 @@
         <w:pStyle w:val="ae"/>
       </w:pPr>
       <w:r>
+        <w:lastRenderedPageBreak/>
         <w:drawing>
           <wp:inline distT="0" distB="0" distL="0" distR="0" wp14:anchorId="0000164E" wp14:editId="142C1EA2">
             <wp:extent cx="6360054" cy="5985933"/>
@@ -74,7 +117,7 @@
                     </pic:cNvPicPr>
                   </pic:nvPicPr>
                   <pic:blipFill rotWithShape="1">
-                    <a:blip r:embed="rId5" cstate="print">
+                    <a:blip r:embed="rId6" cstate="print">
                       <a:extLst>
                         <a:ext uri="{28A0092B-C50C-407E-A947-70E740481C1C}">
                           <a14:useLocalDpi xmlns:a14="http://schemas.microsoft.com/office/drawing/2010/main" val="0"/>
@@ -140,80 +183,11 @@
         <w:pStyle w:val="ae"/>
       </w:pPr>
       <w:r>
-        <w:lastRenderedPageBreak/>
         <w:drawing>
           <wp:inline distT="0" distB="0" distL="0" distR="0" wp14:anchorId="53FEC18D" wp14:editId="09F41B4F">
             <wp:extent cx="6390005" cy="1702435"/>
             <wp:effectExtent l="0" t="0" r="0" b="0"/>
             <wp:docPr id="1" name="Рисунок 1"/>
-            <wp:cNvGraphicFramePr>
-              <a:graphicFrameLocks xmlns:a="http://schemas.openxmlformats.org/drawingml/2006/main" noChangeAspect="1"/>
-            </wp:cNvGraphicFramePr>
-            <a:graphic xmlns:a="http://schemas.openxmlformats.org/drawingml/2006/main">
-              <a:graphicData uri="http://schemas.openxmlformats.org/drawingml/2006/picture">
-                <pic:pic xmlns:pic="http://schemas.openxmlformats.org/drawingml/2006/picture">
-                  <pic:nvPicPr>
-                    <pic:cNvPr id="1" name=""/>
-                    <pic:cNvPicPr/>
-                  </pic:nvPicPr>
-                  <pic:blipFill>
-                    <a:blip r:embed="rId6"/>
-                    <a:stretch>
-                      <a:fillRect/>
-                    </a:stretch>
-                  </pic:blipFill>
-                  <pic:spPr>
-                    <a:xfrm>
-                      <a:off x="0" y="0"/>
-                      <a:ext cx="6390005" cy="1702435"/>
-                    </a:xfrm>
-                    <a:prstGeom prst="rect">
-                      <a:avLst/>
-                    </a:prstGeom>
-                  </pic:spPr>
-                </pic:pic>
-              </a:graphicData>
-            </a:graphic>
-          </wp:inline>
-        </w:drawing>
-      </w:r>
-    </w:p>
-    <w:p>
-      <w:pPr>
-        <w:pStyle w:val="ae"/>
-      </w:pPr>
-      <w:r>
-        <w:t xml:space="preserve">Рисунок   </w:t>
-      </w:r>
-      <w:r>
-        <w:fldChar w:fldCharType="begin"/>
-      </w:r>
-      <w:r>
-        <w:instrText xml:space="preserve"> SEQ Рисунок__ \* ARABIC </w:instrText>
-      </w:r>
-      <w:r>
-        <w:fldChar w:fldCharType="separate"/>
-      </w:r>
-      <w:r>
-        <w:t>2</w:t>
-      </w:r>
-      <w:r>
-        <w:fldChar w:fldCharType="end"/>
-      </w:r>
-      <w:r>
-        <w:t>. BPMN. Пул сервера.</w:t>
-      </w:r>
-    </w:p>
-    <w:p>
-      <w:pPr>
-        <w:pStyle w:val="ae"/>
-      </w:pPr>
-      <w:r>
-        <w:drawing>
-          <wp:inline distT="0" distB="0" distL="0" distR="0" wp14:anchorId="3577B823" wp14:editId="17CB2C2A">
-            <wp:extent cx="6390005" cy="1915795"/>
-            <wp:effectExtent l="0" t="0" r="0" b="8255"/>
-            <wp:docPr id="3" name="Рисунок 3"/>
             <wp:cNvGraphicFramePr>
               <a:graphicFrameLocks xmlns:a="http://schemas.openxmlformats.org/drawingml/2006/main" noChangeAspect="1"/>
             </wp:cNvGraphicFramePr>
@@ -233,7 +207,7 @@
                   <pic:spPr>
                     <a:xfrm>
                       <a:off x="0" y="0"/>
-                      <a:ext cx="6390005" cy="1915795"/>
+                      <a:ext cx="6390005" cy="1702435"/>
                     </a:xfrm>
                     <a:prstGeom prst="rect">
                       <a:avLst/>
@@ -263,13 +237,13 @@
         <w:fldChar w:fldCharType="separate"/>
       </w:r>
       <w:r>
-        <w:t>3</w:t>
+        <w:t>2</w:t>
       </w:r>
       <w:r>
         <w:fldChar w:fldCharType="end"/>
       </w:r>
       <w:r>
-        <w:t>. BPMN. Пул клиента.</w:t>
+        <w:t>. BPMN. Пул сервера.</w:t>
       </w:r>
     </w:p>
     <w:p>
@@ -277,11 +251,12 @@
         <w:pStyle w:val="ae"/>
       </w:pPr>
       <w:r>
+        <w:lastRenderedPageBreak/>
         <w:drawing>
-          <wp:inline distT="0" distB="0" distL="0" distR="0" wp14:anchorId="3A1C2EB4" wp14:editId="479D27DB">
-            <wp:extent cx="6390005" cy="2647315"/>
-            <wp:effectExtent l="0" t="0" r="0" b="635"/>
-            <wp:docPr id="4" name="Рисунок 4"/>
+          <wp:inline distT="0" distB="0" distL="0" distR="0" wp14:anchorId="3577B823" wp14:editId="17CB2C2A">
+            <wp:extent cx="6390005" cy="1915795"/>
+            <wp:effectExtent l="0" t="0" r="0" b="8255"/>
+            <wp:docPr id="3" name="Рисунок 3"/>
             <wp:cNvGraphicFramePr>
               <a:graphicFrameLocks xmlns:a="http://schemas.openxmlformats.org/drawingml/2006/main" noChangeAspect="1"/>
             </wp:cNvGraphicFramePr>
@@ -301,6 +276,74 @@
                   <pic:spPr>
                     <a:xfrm>
                       <a:off x="0" y="0"/>
+                      <a:ext cx="6390005" cy="1915795"/>
+                    </a:xfrm>
+                    <a:prstGeom prst="rect">
+                      <a:avLst/>
+                    </a:prstGeom>
+                  </pic:spPr>
+                </pic:pic>
+              </a:graphicData>
+            </a:graphic>
+          </wp:inline>
+        </w:drawing>
+      </w:r>
+    </w:p>
+    <w:p>
+      <w:pPr>
+        <w:pStyle w:val="ae"/>
+      </w:pPr>
+      <w:r>
+        <w:t xml:space="preserve">Рисунок   </w:t>
+      </w:r>
+      <w:r>
+        <w:fldChar w:fldCharType="begin"/>
+      </w:r>
+      <w:r>
+        <w:instrText xml:space="preserve"> SEQ Рисунок__ \* ARABIC </w:instrText>
+      </w:r>
+      <w:r>
+        <w:fldChar w:fldCharType="separate"/>
+      </w:r>
+      <w:r>
+        <w:t>3</w:t>
+      </w:r>
+      <w:r>
+        <w:fldChar w:fldCharType="end"/>
+      </w:r>
+      <w:r>
+        <w:t>. BPMN. Пул клиента.</w:t>
+      </w:r>
+    </w:p>
+    <w:p>
+      <w:pPr>
+        <w:pStyle w:val="ae"/>
+      </w:pPr>
+      <w:r>
+        <w:drawing>
+          <wp:inline distT="0" distB="0" distL="0" distR="0" wp14:anchorId="3A1C2EB4" wp14:editId="479D27DB">
+            <wp:extent cx="6390005" cy="2647315"/>
+            <wp:effectExtent l="0" t="0" r="0" b="635"/>
+            <wp:docPr id="4" name="Рисунок 4"/>
+            <wp:cNvGraphicFramePr>
+              <a:graphicFrameLocks xmlns:a="http://schemas.openxmlformats.org/drawingml/2006/main" noChangeAspect="1"/>
+            </wp:cNvGraphicFramePr>
+            <a:graphic xmlns:a="http://schemas.openxmlformats.org/drawingml/2006/main">
+              <a:graphicData uri="http://schemas.openxmlformats.org/drawingml/2006/picture">
+                <pic:pic xmlns:pic="http://schemas.openxmlformats.org/drawingml/2006/picture">
+                  <pic:nvPicPr>
+                    <pic:cNvPr id="1" name=""/>
+                    <pic:cNvPicPr/>
+                  </pic:nvPicPr>
+                  <pic:blipFill>
+                    <a:blip r:embed="rId9"/>
+                    <a:stretch>
+                      <a:fillRect/>
+                    </a:stretch>
+                  </pic:blipFill>
+                  <pic:spPr>
+                    <a:xfrm>
+                      <a:off x="0" y="0"/>
                       <a:ext cx="6390005" cy="2647315"/>
                     </a:xfrm>
                     <a:prstGeom prst="rect">
@@ -404,7 +447,6 @@
         </w:numPr>
       </w:pPr>
       <w:r>
-        <w:lastRenderedPageBreak/>
         <w:t>Удаление или архивирование списка.</w:t>
       </w:r>
     </w:p>
@@ -465,6 +507,7 @@
         </w:numPr>
       </w:pPr>
       <w:r>
+        <w:lastRenderedPageBreak/>
         <w:t xml:space="preserve">Добавляет/удаляет/помечает товары </w:t>
       </w:r>
       <w:r>
@@ -789,7 +832,6 @@
         </w:numPr>
       </w:pPr>
       <w:r>
-        <w:lastRenderedPageBreak/>
         <w:t>Восстановление списка из архива. Повторяющиеся закупки (еженедельные, праздничные) удобно не создавать заново, а вернуть из архива.</w:t>
       </w:r>
     </w:p>
@@ -845,6 +887,7 @@
         <w:pStyle w:val="ae"/>
       </w:pPr>
       <w:r>
+        <w:lastRenderedPageBreak/>
         <w:drawing>
           <wp:inline distT="0" distB="0" distL="0" distR="0" wp14:anchorId="6BC2E70F" wp14:editId="2FEDFDFB">
             <wp:extent cx="6272029" cy="3073400"/>
@@ -863,7 +906,7 @@
                     </pic:cNvPicPr>
                   </pic:nvPicPr>
                   <pic:blipFill>
-                    <a:blip r:embed="rId9">
+                    <a:blip r:embed="rId10">
                       <a:extLst>
                         <a:ext uri="{28A0092B-C50C-407E-A947-70E740481C1C}">
                           <a14:useLocalDpi xmlns:a14="http://schemas.microsoft.com/office/drawing/2010/main" val="0"/>
@@ -947,7 +990,7 @@
                     </pic:cNvPicPr>
                   </pic:nvPicPr>
                   <pic:blipFill>
-                    <a:blip r:embed="rId10">
+                    <a:blip r:embed="rId11">
                       <a:extLst>
                         <a:ext uri="{28A0092B-C50C-407E-A947-70E740481C1C}">
                           <a14:useLocalDpi xmlns:a14="http://schemas.microsoft.com/office/drawing/2010/main" val="0"/>
@@ -1002,13 +1045,7 @@
         <w:fldChar w:fldCharType="end"/>
       </w:r>
       <w:r>
-        <w:t xml:space="preserve">. Диаграмма последовательности для </w:t>
-      </w:r>
-      <w:r>
-        <w:t>удаления</w:t>
-      </w:r>
-      <w:r>
-        <w:t xml:space="preserve"> списка.</w:t>
+        <w:t>. Диаграмма последовательности для удаления списка.</w:t>
       </w:r>
     </w:p>
     <w:p>
@@ -1038,7 +1075,7 @@
                     </pic:cNvPicPr>
                   </pic:nvPicPr>
                   <pic:blipFill>
-                    <a:blip r:embed="rId11">
+                    <a:blip r:embed="rId12">
                       <a:extLst>
                         <a:ext uri="{28A0092B-C50C-407E-A947-70E740481C1C}">
                           <a14:useLocalDpi xmlns:a14="http://schemas.microsoft.com/office/drawing/2010/main" val="0"/>
@@ -1093,13 +1130,7 @@
         <w:fldChar w:fldCharType="end"/>
       </w:r>
       <w:r>
-        <w:t xml:space="preserve">. Диаграмма последовательности для добавления </w:t>
-      </w:r>
-      <w:r>
-        <w:t>товара в список</w:t>
-      </w:r>
-      <w:r>
-        <w:t>.</w:t>
+        <w:t>. Диаграмма последовательности для добавления товара в список.</w:t>
       </w:r>
     </w:p>
     <w:p>
@@ -1133,7 +1164,7 @@
                     </pic:cNvPicPr>
                   </pic:nvPicPr>
                   <pic:blipFill>
-                    <a:blip r:embed="rId12">
+                    <a:blip r:embed="rId13">
                       <a:extLst>
                         <a:ext uri="{28A0092B-C50C-407E-A947-70E740481C1C}">
                           <a14:useLocalDpi xmlns:a14="http://schemas.microsoft.com/office/drawing/2010/main" val="0"/>
@@ -1183,13 +1214,7 @@
         <w:fldChar w:fldCharType="end"/>
       </w:r>
       <w:r>
-        <w:t xml:space="preserve">. Диаграмма последовательности для </w:t>
-      </w:r>
-      <w:r>
-        <w:t>удаления товара из списка</w:t>
-      </w:r>
-      <w:r>
-        <w:t>.</w:t>
+        <w:t>. Диаграмма последовательности для удаления товара из списка.</w:t>
       </w:r>
     </w:p>
     <w:p>
@@ -1218,7 +1243,7 @@
                     </pic:cNvPicPr>
                   </pic:nvPicPr>
                   <pic:blipFill>
-                    <a:blip r:embed="rId13">
+                    <a:blip r:embed="rId14">
                       <a:extLst>
                         <a:ext uri="{28A0092B-C50C-407E-A947-70E740481C1C}">
                           <a14:useLocalDpi xmlns:a14="http://schemas.microsoft.com/office/drawing/2010/main" val="0"/>
@@ -1273,19 +1298,7 @@
         <w:fldChar w:fldCharType="end"/>
       </w:r>
       <w:r>
-        <w:t xml:space="preserve">. Диаграмма последовательности для </w:t>
-      </w:r>
-      <w:r>
-        <w:t>пометки товара как купленного в</w:t>
-      </w:r>
-      <w:r>
-        <w:t xml:space="preserve"> списк</w:t>
-      </w:r>
-      <w:r>
-        <w:t>е</w:t>
-      </w:r>
-      <w:r>
-        <w:t>.</w:t>
+        <w:t>. Диаграмма последовательности для пометки товара как купленного в списке.</w:t>
       </w:r>
     </w:p>
     <w:p>
@@ -1315,7 +1328,7 @@
                     </pic:cNvPicPr>
                   </pic:nvPicPr>
                   <pic:blipFill>
-                    <a:blip r:embed="rId14">
+                    <a:blip r:embed="rId15">
                       <a:extLst>
                         <a:ext uri="{28A0092B-C50C-407E-A947-70E740481C1C}">
                           <a14:useLocalDpi xmlns:a14="http://schemas.microsoft.com/office/drawing/2010/main" val="0"/>
@@ -1370,16 +1383,7 @@
         <w:fldChar w:fldCharType="end"/>
       </w:r>
       <w:r>
-        <w:t xml:space="preserve">. </w:t>
-      </w:r>
-      <w:r>
-        <w:t>Диаграмма последовательности для</w:t>
-      </w:r>
-      <w:r>
-        <w:t xml:space="preserve"> отмены</w:t>
-      </w:r>
-      <w:r>
-        <w:t xml:space="preserve"> пометки товара как купленного в списке.</w:t>
+        <w:t>. Диаграмма последовательности для отмены пометки товара как купленного в списке.</w:t>
       </w:r>
     </w:p>
     <w:p>
@@ -1403,7 +1407,7 @@
                     <pic:cNvPicPr/>
                   </pic:nvPicPr>
                   <pic:blipFill>
-                    <a:blip r:embed="rId15"/>
+                    <a:blip r:embed="rId16"/>
                     <a:stretch>
                       <a:fillRect/>
                     </a:stretch>
@@ -3623,7 +3627,7 @@
                     </pic:cNvPicPr>
                   </pic:nvPicPr>
                   <pic:blipFill>
-                    <a:blip r:embed="rId16">
+                    <a:blip r:embed="rId17">
                       <a:extLst>
                         <a:ext uri="{28A0092B-C50C-407E-A947-70E740481C1C}">
                           <a14:useLocalDpi xmlns:a14="http://schemas.microsoft.com/office/drawing/2010/main" val="0"/>
@@ -3689,13 +3693,7 @@
         <w:t>–</w:t>
       </w:r>
       <w:r>
-        <w:t xml:space="preserve"> экран активного списка покупок</w:t>
-      </w:r>
-      <w:r>
-        <w:t xml:space="preserve">. </w:t>
-      </w:r>
-      <w:r>
-        <w:t>Он открывается при нажатии на любой список с главного экрана.</w:t>
+        <w:t xml:space="preserve"> экран активного списка покупок. Он открывается при нажатии на любой список с главного экрана.</w:t>
       </w:r>
     </w:p>
     <w:p>
@@ -3758,10 +3756,7 @@
         <w:t xml:space="preserve"> и </w:t>
       </w:r>
       <w:r>
-        <w:t>с</w:t>
-      </w:r>
-      <w:r>
-        <w:t xml:space="preserve">права </w:t>
+        <w:t xml:space="preserve">справа </w:t>
       </w:r>
       <w:r>
         <w:t>–</w:t>
@@ -3891,10 +3886,7 @@
         <w:t xml:space="preserve"> </w:t>
       </w:r>
       <w:r>
-        <w:t>располагаются итоги</w:t>
-      </w:r>
-      <w:r>
-        <w:t>, например</w:t>
+        <w:t>располагаются итоги, например</w:t>
       </w:r>
       <w:r>
         <w:t xml:space="preserve"> «Куплено: 2 из 5». Рядом </w:t>
@@ -3992,7 +3984,7 @@
                     </pic:cNvPicPr>
                   </pic:nvPicPr>
                   <pic:blipFill>
-                    <a:blip r:embed="rId17">
+                    <a:blip r:embed="rId18">
                       <a:extLst>
                         <a:ext uri="{28A0092B-C50C-407E-A947-70E740481C1C}">
                           <a14:useLocalDpi xmlns:a14="http://schemas.microsoft.com/office/drawing/2010/main" val="0"/>
@@ -4059,10 +4051,7 @@
         </w:numPr>
       </w:pPr>
       <w:r>
-        <w:t>API-методы</w:t>
-      </w:r>
-      <w:r>
-        <w:t>:</w:t>
+        <w:t>API-методы:</w:t>
       </w:r>
     </w:p>
     <w:p>
@@ -4380,13 +4369,7 @@
         </w:numPr>
       </w:pPr>
       <w:r>
-        <w:t xml:space="preserve">404 </w:t>
-      </w:r>
-      <w:r>
-        <w:t>-&gt;</w:t>
-      </w:r>
-      <w:r>
-        <w:t xml:space="preserve"> товар не найден</w:t>
+        <w:t>404 -&gt; товар не найден</w:t>
       </w:r>
     </w:p>
     <w:p>
@@ -4398,13 +4381,7 @@
         </w:numPr>
       </w:pPr>
       <w:r>
-        <w:t xml:space="preserve">403 </w:t>
-      </w:r>
-      <w:r>
-        <w:t>-&gt;</w:t>
-      </w:r>
-      <w:r>
-        <w:t xml:space="preserve"> нет доступа к этому товару</w:t>
+        <w:t>403 -&gt; нет доступа к этому товару</w:t>
       </w:r>
     </w:p>
     <w:p>
@@ -5609,7 +5586,7 @@
                     </pic:cNvPicPr>
                   </pic:nvPicPr>
                   <pic:blipFill>
-                    <a:blip r:embed="rId18">
+                    <a:blip r:embed="rId19">
                       <a:extLst>
                         <a:ext uri="{28A0092B-C50C-407E-A947-70E740481C1C}">
                           <a14:useLocalDpi xmlns:a14="http://schemas.microsoft.com/office/drawing/2010/main" val="0"/>
@@ -5904,7 +5881,7 @@
                     <pic:cNvPicPr/>
                   </pic:nvPicPr>
                   <pic:blipFill>
-                    <a:blip r:embed="rId19"/>
+                    <a:blip r:embed="rId20"/>
                     <a:stretch>
                       <a:fillRect/>
                     </a:stretch>
@@ -5928,9 +5905,6 @@
     <w:p>
       <w:pPr>
         <w:pStyle w:val="ae"/>
-        <w:rPr>
-          <w:lang w:val="en-US"/>
-        </w:rPr>
       </w:pPr>
       <w:r>
         <w:t xml:space="preserve">Рисунок   </w:t>
@@ -5951,13 +5925,7 @@
         <w:fldChar w:fldCharType="end"/>
       </w:r>
       <w:r>
-        <w:t xml:space="preserve">. </w:t>
-      </w:r>
-      <w:r>
-        <w:t>Вывод общей стоимости книг для каждого автора с сортировкой в порядке убывания</w:t>
-      </w:r>
-      <w:r>
-        <w:t>.</w:t>
+        <w:t>. Вывод общей стоимости книг для каждого автора с сортировкой в порядке убывания.</w:t>
       </w:r>
     </w:p>
     <w:p>
@@ -6162,209 +6130,6 @@
             <wp:extent cx="4432151" cy="2921000"/>
             <wp:effectExtent l="0" t="0" r="6985" b="0"/>
             <wp:docPr id="16" name="Рисунок 16"/>
-            <wp:cNvGraphicFramePr>
-              <a:graphicFrameLocks xmlns:a="http://schemas.openxmlformats.org/drawingml/2006/main" noChangeAspect="1"/>
-            </wp:cNvGraphicFramePr>
-            <a:graphic xmlns:a="http://schemas.openxmlformats.org/drawingml/2006/main">
-              <a:graphicData uri="http://schemas.openxmlformats.org/drawingml/2006/picture">
-                <pic:pic xmlns:pic="http://schemas.openxmlformats.org/drawingml/2006/picture">
-                  <pic:nvPicPr>
-                    <pic:cNvPr id="1" name=""/>
-                    <pic:cNvPicPr/>
-                  </pic:nvPicPr>
-                  <pic:blipFill>
-                    <a:blip r:embed="rId20"/>
-                    <a:stretch>
-                      <a:fillRect/>
-                    </a:stretch>
-                  </pic:blipFill>
-                  <pic:spPr>
-                    <a:xfrm>
-                      <a:off x="0" y="0"/>
-                      <a:ext cx="4443403" cy="2928416"/>
-                    </a:xfrm>
-                    <a:prstGeom prst="rect">
-                      <a:avLst/>
-                    </a:prstGeom>
-                  </pic:spPr>
-                </pic:pic>
-              </a:graphicData>
-            </a:graphic>
-          </wp:inline>
-        </w:drawing>
-      </w:r>
-    </w:p>
-    <w:p>
-      <w:pPr>
-        <w:pStyle w:val="ae"/>
-      </w:pPr>
-      <w:r>
-        <w:t xml:space="preserve">Рисунок   </w:t>
-      </w:r>
-      <w:r>
-        <w:fldChar w:fldCharType="begin"/>
-      </w:r>
-      <w:r>
-        <w:instrText xml:space="preserve"> SEQ Рисунок__ \* ARABIC </w:instrText>
-      </w:r>
-      <w:r>
-        <w:fldChar w:fldCharType="separate"/>
-      </w:r>
-      <w:r>
-        <w:t>15</w:t>
-      </w:r>
-      <w:r>
-        <w:fldChar w:fldCharType="end"/>
-      </w:r>
-      <w:r>
-        <w:t xml:space="preserve">. </w:t>
-      </w:r>
-      <w:r>
-        <w:t>Вывод а</w:t>
-      </w:r>
-      <w:r>
-        <w:t>втор</w:t>
-      </w:r>
-      <w:r>
-        <w:t>ов</w:t>
-      </w:r>
-      <w:r>
-        <w:t>, у которых общая стоимость книг превышает 1500</w:t>
-      </w:r>
-      <w:r>
-        <w:t>.</w:t>
-      </w:r>
-    </w:p>
-    <w:p>
-      <w:pPr>
-        <w:pStyle w:val="a7"/>
-        <w:numPr>
-          <w:ilvl w:val="1"/>
-          <w:numId w:val="3"/>
-        </w:numPr>
-      </w:pPr>
-      <w:r>
-        <w:t>Вывод авторов с количеством книг:</w:t>
-      </w:r>
-    </w:p>
-    <w:p>
-      <w:pPr>
-        <w:pStyle w:val="a7"/>
-        <w:ind w:left="1440" w:firstLine="0"/>
-      </w:pPr>
-      <w:r>
-        <w:t xml:space="preserve">SELECT </w:t>
-      </w:r>
-      <w:proofErr w:type="spellStart"/>
-      <w:r>
-        <w:t>a.AuthorName</w:t>
-      </w:r>
-      <w:proofErr w:type="spellEnd"/>
-      <w:r>
-        <w:t xml:space="preserve">, </w:t>
-      </w:r>
-      <w:proofErr w:type="gramStart"/>
-      <w:r>
-        <w:t>COUNT(</w:t>
-      </w:r>
-      <w:proofErr w:type="spellStart"/>
-      <w:proofErr w:type="gramEnd"/>
-      <w:r>
-        <w:t>b.Id</w:t>
-      </w:r>
-      <w:proofErr w:type="spellEnd"/>
-      <w:r>
-        <w:t xml:space="preserve">) AS </w:t>
-      </w:r>
-      <w:proofErr w:type="spellStart"/>
-      <w:r>
-        <w:t>BookCount</w:t>
-      </w:r>
-      <w:proofErr w:type="spellEnd"/>
-    </w:p>
-    <w:p>
-      <w:pPr>
-        <w:pStyle w:val="a7"/>
-        <w:ind w:left="1440" w:firstLine="0"/>
-      </w:pPr>
-      <w:r>
-        <w:t xml:space="preserve">FROM </w:t>
-      </w:r>
-      <w:proofErr w:type="spellStart"/>
-      <w:r>
-        <w:t>Authors</w:t>
-      </w:r>
-      <w:proofErr w:type="spellEnd"/>
-      <w:r>
-        <w:t xml:space="preserve"> a</w:t>
-      </w:r>
-    </w:p>
-    <w:p>
-      <w:pPr>
-        <w:pStyle w:val="a7"/>
-        <w:ind w:left="1440" w:firstLine="0"/>
-      </w:pPr>
-      <w:r>
-        <w:lastRenderedPageBreak/>
-        <w:t xml:space="preserve">LEFT JOIN </w:t>
-      </w:r>
-      <w:proofErr w:type="spellStart"/>
-      <w:r>
-        <w:t>Books</w:t>
-      </w:r>
-      <w:proofErr w:type="spellEnd"/>
-      <w:r>
-        <w:t xml:space="preserve"> b ON </w:t>
-      </w:r>
-      <w:proofErr w:type="spellStart"/>
-      <w:r>
-        <w:t>a.Id</w:t>
-      </w:r>
-      <w:proofErr w:type="spellEnd"/>
-      <w:r>
-        <w:t xml:space="preserve"> = </w:t>
-      </w:r>
-      <w:proofErr w:type="spellStart"/>
-      <w:r>
-        <w:t>b.AuthorId</w:t>
-      </w:r>
-      <w:proofErr w:type="spellEnd"/>
-    </w:p>
-    <w:p>
-      <w:pPr>
-        <w:pStyle w:val="a7"/>
-        <w:ind w:left="1440" w:firstLine="0"/>
-      </w:pPr>
-      <w:r>
-        <w:t xml:space="preserve">GROUP BY </w:t>
-      </w:r>
-      <w:proofErr w:type="spellStart"/>
-      <w:r>
-        <w:t>a.Id</w:t>
-      </w:r>
-      <w:proofErr w:type="spellEnd"/>
-      <w:r>
-        <w:t xml:space="preserve">, </w:t>
-      </w:r>
-      <w:proofErr w:type="spellStart"/>
-      <w:r>
-        <w:t>a.AuthorName</w:t>
-      </w:r>
-      <w:proofErr w:type="spellEnd"/>
-      <w:r>
-        <w:t>;</w:t>
-      </w:r>
-    </w:p>
-    <w:p>
-      <w:pPr>
-        <w:pStyle w:val="ae"/>
-      </w:pPr>
-      <w:r>
-        <w:drawing>
-          <wp:inline distT="0" distB="0" distL="0" distR="0" wp14:anchorId="71A37558" wp14:editId="471AE239">
-            <wp:extent cx="4313027" cy="3322955"/>
-            <wp:effectExtent l="0" t="0" r="0" b="0"/>
-            <wp:docPr id="17" name="Рисунок 17"/>
             <wp:cNvGraphicFramePr>
               <a:graphicFrameLocks xmlns:a="http://schemas.openxmlformats.org/drawingml/2006/main" noChangeAspect="1"/>
             </wp:cNvGraphicFramePr>
@@ -6384,7 +6149,7 @@
                   <pic:spPr>
                     <a:xfrm>
                       <a:off x="0" y="0"/>
-                      <a:ext cx="4316718" cy="3325799"/>
+                      <a:ext cx="4443403" cy="2928416"/>
                     </a:xfrm>
                     <a:prstGeom prst="rect">
                       <a:avLst/>
@@ -6414,16 +6179,22 @@
         <w:fldChar w:fldCharType="separate"/>
       </w:r>
       <w:r>
-        <w:t>16</w:t>
+        <w:t>15</w:t>
       </w:r>
       <w:r>
         <w:fldChar w:fldCharType="end"/>
       </w:r>
       <w:r>
-        <w:t xml:space="preserve">. </w:t>
-      </w:r>
-      <w:r>
-        <w:t>Вывод авторов с количеством книг</w:t>
+        <w:t>. Вывод а</w:t>
+      </w:r>
+      <w:r>
+        <w:t>втор</w:t>
+      </w:r>
+      <w:r>
+        <w:t>ов</w:t>
+      </w:r>
+      <w:r>
+        <w:t>, у которых общая стоимость книг превышает 1500</w:t>
       </w:r>
       <w:r>
         <w:t>.</w:t>
@@ -6438,85 +6209,160 @@
         </w:numPr>
       </w:pPr>
       <w:r>
-        <w:t>Вывод автора без книг:</w:t>
+        <w:t>Вывод авторов с количеством книг:</w:t>
       </w:r>
     </w:p>
     <w:p>
       <w:pPr>
         <w:pStyle w:val="a7"/>
         <w:ind w:left="1440" w:firstLine="0"/>
-      </w:pPr>
-      <w:r>
+        <w:rPr>
+          <w:lang w:val="en-US"/>
+        </w:rPr>
+      </w:pPr>
+      <w:r>
+        <w:rPr>
+          <w:lang w:val="en-US"/>
+        </w:rPr>
         <w:t xml:space="preserve">SELECT </w:t>
       </w:r>
       <w:proofErr w:type="spellStart"/>
-      <w:r>
+      <w:proofErr w:type="gramStart"/>
+      <w:r>
+        <w:rPr>
+          <w:lang w:val="en-US"/>
+        </w:rPr>
         <w:t>a.AuthorName</w:t>
       </w:r>
       <w:proofErr w:type="spellEnd"/>
+      <w:proofErr w:type="gramEnd"/>
+      <w:r>
+        <w:rPr>
+          <w:lang w:val="en-US"/>
+        </w:rPr>
+        <w:t>, COUNT(</w:t>
+      </w:r>
+      <w:proofErr w:type="spellStart"/>
+      <w:r>
+        <w:rPr>
+          <w:lang w:val="en-US"/>
+        </w:rPr>
+        <w:t>b.Id</w:t>
+      </w:r>
+      <w:proofErr w:type="spellEnd"/>
+      <w:r>
+        <w:rPr>
+          <w:lang w:val="en-US"/>
+        </w:rPr>
+        <w:t xml:space="preserve">) AS </w:t>
+      </w:r>
+      <w:proofErr w:type="spellStart"/>
+      <w:r>
+        <w:rPr>
+          <w:lang w:val="en-US"/>
+        </w:rPr>
+        <w:t>BookCount</w:t>
+      </w:r>
+      <w:proofErr w:type="spellEnd"/>
     </w:p>
     <w:p>
       <w:pPr>
         <w:pStyle w:val="a7"/>
         <w:ind w:left="1440" w:firstLine="0"/>
-      </w:pPr>
-      <w:r>
-        <w:t xml:space="preserve">FROM </w:t>
+        <w:rPr>
+          <w:lang w:val="en-US"/>
+        </w:rPr>
+      </w:pPr>
+      <w:r>
+        <w:rPr>
+          <w:lang w:val="en-US"/>
+        </w:rPr>
+        <w:t>FROM Authors a</w:t>
+      </w:r>
+    </w:p>
+    <w:p>
+      <w:pPr>
+        <w:pStyle w:val="a7"/>
+        <w:ind w:left="1440" w:firstLine="0"/>
+        <w:rPr>
+          <w:lang w:val="en-US"/>
+        </w:rPr>
+      </w:pPr>
+      <w:r>
+        <w:rPr>
+          <w:lang w:val="en-US"/>
+        </w:rPr>
+        <w:lastRenderedPageBreak/>
+        <w:t xml:space="preserve">LEFT JOIN Books b ON </w:t>
       </w:r>
       <w:proofErr w:type="spellStart"/>
-      <w:r>
-        <w:t>Authors</w:t>
+      <w:proofErr w:type="gramStart"/>
+      <w:r>
+        <w:rPr>
+          <w:lang w:val="en-US"/>
+        </w:rPr>
+        <w:t>a.Id</w:t>
       </w:r>
       <w:proofErr w:type="spellEnd"/>
-      <w:r>
-        <w:t xml:space="preserve"> a</w:t>
-      </w:r>
+      <w:proofErr w:type="gramEnd"/>
+      <w:r>
+        <w:rPr>
+          <w:lang w:val="en-US"/>
+        </w:rPr>
+        <w:t xml:space="preserve"> = </w:t>
+      </w:r>
+      <w:proofErr w:type="spellStart"/>
+      <w:r>
+        <w:rPr>
+          <w:lang w:val="en-US"/>
+        </w:rPr>
+        <w:t>b.AuthorId</w:t>
+      </w:r>
+      <w:proofErr w:type="spellEnd"/>
     </w:p>
     <w:p>
       <w:pPr>
         <w:pStyle w:val="a7"/>
         <w:ind w:left="1440" w:firstLine="0"/>
-      </w:pPr>
-      <w:r>
-        <w:t xml:space="preserve">LEFT JOIN </w:t>
+        <w:rPr>
+          <w:lang w:val="en-US"/>
+        </w:rPr>
+      </w:pPr>
+      <w:r>
+        <w:rPr>
+          <w:lang w:val="en-US"/>
+        </w:rPr>
+        <w:t xml:space="preserve">GROUP BY </w:t>
       </w:r>
       <w:proofErr w:type="spellStart"/>
-      <w:r>
-        <w:t>Books</w:t>
+      <w:proofErr w:type="gramStart"/>
+      <w:r>
+        <w:rPr>
+          <w:lang w:val="en-US"/>
+        </w:rPr>
+        <w:t>a.Id</w:t>
       </w:r>
       <w:proofErr w:type="spellEnd"/>
-      <w:r>
-        <w:t xml:space="preserve"> b ON </w:t>
+      <w:proofErr w:type="gramEnd"/>
+      <w:r>
+        <w:rPr>
+          <w:lang w:val="en-US"/>
+        </w:rPr>
+        <w:t xml:space="preserve">, </w:t>
       </w:r>
       <w:proofErr w:type="spellStart"/>
       <w:r>
-        <w:t>a.Id</w:t>
+        <w:rPr>
+          <w:lang w:val="en-US"/>
+        </w:rPr>
+        <w:t>a.AuthorName</w:t>
       </w:r>
       <w:proofErr w:type="spellEnd"/>
       <w:r>
-        <w:t xml:space="preserve"> = </w:t>
-      </w:r>
-      <w:proofErr w:type="spellStart"/>
-      <w:r>
-        <w:t>b.AuthorId</w:t>
-      </w:r>
-      <w:proofErr w:type="spellEnd"/>
-    </w:p>
-    <w:p>
-      <w:pPr>
-        <w:pStyle w:val="a7"/>
-        <w:ind w:left="1440" w:firstLine="0"/>
-      </w:pPr>
-      <w:r>
-        <w:t xml:space="preserve">WHERE </w:t>
-      </w:r>
-      <w:proofErr w:type="spellStart"/>
-      <w:r>
-        <w:t>b.Id</w:t>
-      </w:r>
-      <w:proofErr w:type="spellEnd"/>
-      <w:r>
-        <w:t xml:space="preserve"> IS NULL;</w:t>
+        <w:rPr>
+          <w:lang w:val="en-US"/>
+        </w:rPr>
+        <w:t>;</w:t>
       </w:r>
     </w:p>
     <w:p>
@@ -6525,10 +6371,10 @@
       </w:pPr>
       <w:r>
         <w:drawing>
-          <wp:inline distT="0" distB="0" distL="0" distR="0" wp14:anchorId="2592DB69" wp14:editId="1C8AE6BB">
-            <wp:extent cx="4383570" cy="2275205"/>
+          <wp:inline distT="0" distB="0" distL="0" distR="0" wp14:anchorId="71A37558" wp14:editId="471AE239">
+            <wp:extent cx="4313027" cy="3322955"/>
             <wp:effectExtent l="0" t="0" r="0" b="0"/>
-            <wp:docPr id="19" name="Рисунок 19"/>
+            <wp:docPr id="17" name="Рисунок 17"/>
             <wp:cNvGraphicFramePr>
               <a:graphicFrameLocks xmlns:a="http://schemas.openxmlformats.org/drawingml/2006/main" noChangeAspect="1"/>
             </wp:cNvGraphicFramePr>
@@ -6548,6 +6394,187 @@
                   <pic:spPr>
                     <a:xfrm>
                       <a:off x="0" y="0"/>
+                      <a:ext cx="4316718" cy="3325799"/>
+                    </a:xfrm>
+                    <a:prstGeom prst="rect">
+                      <a:avLst/>
+                    </a:prstGeom>
+                  </pic:spPr>
+                </pic:pic>
+              </a:graphicData>
+            </a:graphic>
+          </wp:inline>
+        </w:drawing>
+      </w:r>
+    </w:p>
+    <w:p>
+      <w:pPr>
+        <w:pStyle w:val="ae"/>
+      </w:pPr>
+      <w:r>
+        <w:t xml:space="preserve">Рисунок   </w:t>
+      </w:r>
+      <w:r>
+        <w:fldChar w:fldCharType="begin"/>
+      </w:r>
+      <w:r>
+        <w:instrText xml:space="preserve"> SEQ Рисунок__ \* ARABIC </w:instrText>
+      </w:r>
+      <w:r>
+        <w:fldChar w:fldCharType="separate"/>
+      </w:r>
+      <w:r>
+        <w:t>16</w:t>
+      </w:r>
+      <w:r>
+        <w:fldChar w:fldCharType="end"/>
+      </w:r>
+      <w:r>
+        <w:t>. Вывод авторов с количеством книг.</w:t>
+      </w:r>
+    </w:p>
+    <w:p>
+      <w:pPr>
+        <w:pStyle w:val="a7"/>
+        <w:numPr>
+          <w:ilvl w:val="1"/>
+          <w:numId w:val="3"/>
+        </w:numPr>
+      </w:pPr>
+      <w:r>
+        <w:t>Вывод автора без книг:</w:t>
+      </w:r>
+    </w:p>
+    <w:p>
+      <w:pPr>
+        <w:pStyle w:val="a7"/>
+        <w:ind w:left="1440" w:firstLine="0"/>
+      </w:pPr>
+      <w:r>
+        <w:t xml:space="preserve">SELECT </w:t>
+      </w:r>
+      <w:proofErr w:type="spellStart"/>
+      <w:r>
+        <w:t>a.AuthorName</w:t>
+      </w:r>
+      <w:proofErr w:type="spellEnd"/>
+    </w:p>
+    <w:p>
+      <w:pPr>
+        <w:pStyle w:val="a7"/>
+        <w:ind w:left="1440" w:firstLine="0"/>
+      </w:pPr>
+      <w:r>
+        <w:t xml:space="preserve">FROM </w:t>
+      </w:r>
+      <w:proofErr w:type="spellStart"/>
+      <w:r>
+        <w:t>Authors</w:t>
+      </w:r>
+      <w:proofErr w:type="spellEnd"/>
+      <w:r>
+        <w:t xml:space="preserve"> a</w:t>
+      </w:r>
+    </w:p>
+    <w:p>
+      <w:pPr>
+        <w:pStyle w:val="a7"/>
+        <w:ind w:left="1440" w:firstLine="0"/>
+        <w:rPr>
+          <w:lang w:val="en-US"/>
+        </w:rPr>
+      </w:pPr>
+      <w:r>
+        <w:rPr>
+          <w:lang w:val="en-US"/>
+        </w:rPr>
+        <w:t xml:space="preserve">LEFT JOIN Books b ON </w:t>
+      </w:r>
+      <w:proofErr w:type="spellStart"/>
+      <w:proofErr w:type="gramStart"/>
+      <w:r>
+        <w:rPr>
+          <w:lang w:val="en-US"/>
+        </w:rPr>
+        <w:t>a.Id</w:t>
+      </w:r>
+      <w:proofErr w:type="spellEnd"/>
+      <w:proofErr w:type="gramEnd"/>
+      <w:r>
+        <w:rPr>
+          <w:lang w:val="en-US"/>
+        </w:rPr>
+        <w:t xml:space="preserve"> = </w:t>
+      </w:r>
+      <w:proofErr w:type="spellStart"/>
+      <w:r>
+        <w:rPr>
+          <w:lang w:val="en-US"/>
+        </w:rPr>
+        <w:t>b.AuthorId</w:t>
+      </w:r>
+      <w:proofErr w:type="spellEnd"/>
+    </w:p>
+    <w:p>
+      <w:pPr>
+        <w:pStyle w:val="a7"/>
+        <w:ind w:left="1440" w:firstLine="0"/>
+        <w:rPr>
+          <w:lang w:val="en-US"/>
+        </w:rPr>
+      </w:pPr>
+      <w:r>
+        <w:rPr>
+          <w:lang w:val="en-US"/>
+        </w:rPr>
+        <w:t xml:space="preserve">WHERE </w:t>
+      </w:r>
+      <w:proofErr w:type="spellStart"/>
+      <w:proofErr w:type="gramStart"/>
+      <w:r>
+        <w:rPr>
+          <w:lang w:val="en-US"/>
+        </w:rPr>
+        <w:t>b.Id</w:t>
+      </w:r>
+      <w:proofErr w:type="spellEnd"/>
+      <w:proofErr w:type="gramEnd"/>
+      <w:r>
+        <w:rPr>
+          <w:lang w:val="en-US"/>
+        </w:rPr>
+        <w:t xml:space="preserve"> IS NULL;</w:t>
+      </w:r>
+    </w:p>
+    <w:p>
+      <w:pPr>
+        <w:pStyle w:val="ae"/>
+      </w:pPr>
+      <w:r>
+        <w:drawing>
+          <wp:inline distT="0" distB="0" distL="0" distR="0" wp14:anchorId="2592DB69" wp14:editId="1C8AE6BB">
+            <wp:extent cx="4383570" cy="2275205"/>
+            <wp:effectExtent l="0" t="0" r="0" b="0"/>
+            <wp:docPr id="19" name="Рисунок 19"/>
+            <wp:cNvGraphicFramePr>
+              <a:graphicFrameLocks xmlns:a="http://schemas.openxmlformats.org/drawingml/2006/main" noChangeAspect="1"/>
+            </wp:cNvGraphicFramePr>
+            <a:graphic xmlns:a="http://schemas.openxmlformats.org/drawingml/2006/main">
+              <a:graphicData uri="http://schemas.openxmlformats.org/drawingml/2006/picture">
+                <pic:pic xmlns:pic="http://schemas.openxmlformats.org/drawingml/2006/picture">
+                  <pic:nvPicPr>
+                    <pic:cNvPr id="1" name=""/>
+                    <pic:cNvPicPr/>
+                  </pic:nvPicPr>
+                  <pic:blipFill>
+                    <a:blip r:embed="rId23"/>
+                    <a:stretch>
+                      <a:fillRect/>
+                    </a:stretch>
+                  </pic:blipFill>
+                  <pic:spPr>
+                    <a:xfrm>
+                      <a:off x="0" y="0"/>
                       <a:ext cx="4400485" cy="2283984"/>
                     </a:xfrm>
                     <a:prstGeom prst="rect">
@@ -6584,13 +6611,7 @@
         <w:fldChar w:fldCharType="end"/>
       </w:r>
       <w:r>
-        <w:t xml:space="preserve">. </w:t>
-      </w:r>
-      <w:r>
-        <w:t>Вывод автора без книг</w:t>
-      </w:r>
-      <w:r>
-        <w:t>.</w:t>
+        <w:t>. Вывод автора без книг.</w:t>
       </w:r>
     </w:p>
     <w:sectPr>
@@ -9091,6 +9112,7 @@
   <w:style w:type="character" w:default="1" w:styleId="a0">
     <w:name w:val="Default Paragraph Font"/>
     <w:uiPriority w:val="1"/>
+    <w:semiHidden/>
     <w:unhideWhenUsed/>
   </w:style>
   <w:style w:type="table" w:default="1" w:styleId="a1">
@@ -9278,6 +9300,7 @@
       <w:numPr>
         <w:ilvl w:val="1"/>
       </w:numPr>
+      <w:ind w:left="720" w:firstLine="709"/>
     </w:pPr>
     <w:rPr>
       <w:rFonts w:eastAsiaTheme="majorEastAsia" w:cstheme="majorBidi"/>
@@ -9485,6 +9508,41 @@
     <w:rPr>
       <w:b/>
       <w:bCs/>
+    </w:rPr>
+  </w:style>
+  <w:style w:type="character" w:styleId="af1">
+    <w:name w:val="Hyperlink"/>
+    <w:basedOn w:val="a0"/>
+    <w:uiPriority w:val="99"/>
+    <w:unhideWhenUsed/>
+    <w:rsid w:val="00A90896"/>
+    <w:rPr>
+      <w:color w:val="467886" w:themeColor="hyperlink"/>
+      <w:u w:val="single"/>
+    </w:rPr>
+  </w:style>
+  <w:style w:type="character" w:styleId="af2">
+    <w:name w:val="Unresolved Mention"/>
+    <w:basedOn w:val="a0"/>
+    <w:uiPriority w:val="99"/>
+    <w:semiHidden/>
+    <w:unhideWhenUsed/>
+    <w:rsid w:val="00A90896"/>
+    <w:rPr>
+      <w:color w:val="605E5C"/>
+      <w:shd w:val="clear" w:color="auto" w:fill="E1DFDD"/>
+    </w:rPr>
+  </w:style>
+  <w:style w:type="character" w:styleId="af3">
+    <w:name w:val="FollowedHyperlink"/>
+    <w:basedOn w:val="a0"/>
+    <w:uiPriority w:val="99"/>
+    <w:semiHidden/>
+    <w:unhideWhenUsed/>
+    <w:rsid w:val="00A90896"/>
+    <w:rPr>
+      <w:color w:val="96607D" w:themeColor="followedHyperlink"/>
+      <w:u w:val="single"/>
     </w:rPr>
   </w:style>
 </w:styles>
